--- a/Currency Exchange.docx
+++ b/Currency Exchange.docx
@@ -309,51 +309,422 @@
           <w:lang w:val="en-US"/>
         </w:rPr>
         <w:lastRenderedPageBreak/>
-        <w:t xml:space="preserve">Example </w:t>
-      </w:r>
-      <w:r>
-        <w:rPr>
-          <w:rFonts w:ascii="Arial" w:hAnsi="Arial" w:cs="Arial"/>
-          <w:lang w:val="en-US"/>
-        </w:rPr>
-        <w:t>2</w:t>
-      </w:r>
-      <w:r>
-        <w:rPr>
-          <w:rFonts w:ascii="Arial" w:hAnsi="Arial" w:cs="Arial"/>
-          <w:lang w:val="en-US"/>
-        </w:rPr>
-        <w:t>:</w:t>
-      </w:r>
-    </w:p>
-    <w:p>
-      <w:pPr>
-        <w:jc w:val="both"/>
-        <w:rPr>
-          <w:rFonts w:ascii="Arial" w:hAnsi="Arial" w:cs="Arial"/>
-          <w:lang w:val="en-US"/>
-        </w:rPr>
-      </w:pPr>
-      <w:r>
-        <w:rPr>
-          <w:rFonts w:ascii="Arial" w:hAnsi="Arial" w:cs="Arial"/>
-          <w:lang w:val="en-US"/>
-        </w:rPr>
-        <w:t xml:space="preserve">I will take an example of </w:t>
-      </w:r>
-      <w:r>
-        <w:rPr>
-          <w:rFonts w:ascii="Arial" w:hAnsi="Arial" w:cs="Arial"/>
-          <w:lang w:val="en-US"/>
-        </w:rPr>
-        <w:t>Thailand Baht</w:t>
-      </w:r>
-      <w:r>
-        <w:rPr>
-          <w:rFonts w:ascii="Arial" w:hAnsi="Arial" w:cs="Arial"/>
-          <w:lang w:val="en-US"/>
-        </w:rPr>
-        <w:t xml:space="preserve"> converted to Hong Kong Dollar. Assume the rate of </w:t>
+        <w:t>Example 2:</w:t>
+      </w:r>
+    </w:p>
+    <w:p>
+      <w:pPr>
+        <w:jc w:val="both"/>
+        <w:rPr>
+          <w:rFonts w:ascii="Arial" w:hAnsi="Arial" w:cs="Arial"/>
+          <w:lang w:val="en-US"/>
+        </w:rPr>
+      </w:pPr>
+      <w:r>
+        <w:rPr>
+          <w:rFonts w:ascii="Arial" w:hAnsi="Arial" w:cs="Arial"/>
+          <w:lang w:val="en-US"/>
+        </w:rPr>
+        <w:t>I will take an example of Thailand Baht converted to Hong Kong Dollar. Assume the rate of Baht to Hong Kong Dollar is $100 Baht equals to $</w:t>
+      </w:r>
+      <w:r>
+        <w:rPr>
+          <w:rFonts w:ascii="Arial" w:hAnsi="Arial" w:cs="Arial"/>
+          <w:lang w:val="en-US"/>
+        </w:rPr>
+        <w:t>23.67</w:t>
+      </w:r>
+      <w:r>
+        <w:rPr>
+          <w:rFonts w:ascii="Arial" w:hAnsi="Arial" w:cs="Arial"/>
+          <w:lang w:val="en-US"/>
+        </w:rPr>
+        <w:t xml:space="preserve"> HKD. Then how much Hong Kong Dollar is equivalent to $5500 Baht? Below shows how to calculate:</w:t>
+      </w:r>
+    </w:p>
+    <w:p>
+      <w:pPr>
+        <w:jc w:val="both"/>
+        <w:rPr>
+          <w:rFonts w:ascii="Arial" w:hAnsi="Arial" w:cs="Arial"/>
+          <w:lang w:val="en-US"/>
+        </w:rPr>
+      </w:pPr>
+    </w:p>
+    <w:p>
+      <w:pPr>
+        <w:jc w:val="both"/>
+        <w:rPr>
+          <w:rFonts w:ascii="Arial" w:hAnsi="Arial" w:cs="Arial"/>
+          <w:lang w:val="en-US"/>
+        </w:rPr>
+      </w:pPr>
+      <w:r>
+        <w:rPr>
+          <w:rFonts w:ascii="Arial" w:hAnsi="Arial" w:cs="Arial"/>
+          <w:lang w:val="en-US"/>
+        </w:rPr>
+        <w:t>$100 Baht = $</w:t>
+      </w:r>
+      <w:r>
+        <w:rPr>
+          <w:rFonts w:ascii="Arial" w:hAnsi="Arial" w:cs="Arial"/>
+          <w:lang w:val="en-US"/>
+        </w:rPr>
+        <w:t>23.67</w:t>
+      </w:r>
+      <w:r>
+        <w:rPr>
+          <w:rFonts w:ascii="Arial" w:hAnsi="Arial" w:cs="Arial"/>
+          <w:lang w:val="en-US"/>
+        </w:rPr>
+        <w:t xml:space="preserve"> HKD</w:t>
+      </w:r>
+    </w:p>
+    <w:p>
+      <w:pPr>
+        <w:jc w:val="both"/>
+        <w:rPr>
+          <w:rFonts w:ascii="Arial" w:hAnsi="Arial" w:cs="Arial"/>
+          <w:lang w:val="en-US"/>
+        </w:rPr>
+      </w:pPr>
+      <w:r>
+        <w:rPr>
+          <w:rFonts w:ascii="Arial" w:hAnsi="Arial" w:cs="Arial"/>
+          <w:lang w:val="en-US"/>
+        </w:rPr>
+        <w:t>$5,500 Baht = x (x is a variable, that is the Hong Kong Dollar we need to calculate)</w:t>
+      </w:r>
+    </w:p>
+    <w:p>
+      <w:pPr>
+        <w:jc w:val="both"/>
+        <w:rPr>
+          <w:rFonts w:ascii="Arial" w:hAnsi="Arial" w:cs="Arial"/>
+          <w:lang w:val="en-US"/>
+        </w:rPr>
+      </w:pPr>
+    </w:p>
+    <w:p>
+      <w:pPr>
+        <w:jc w:val="both"/>
+        <w:rPr>
+          <w:rFonts w:ascii="Arial" w:hAnsi="Arial" w:cs="Arial"/>
+          <w:lang w:val="en-US"/>
+        </w:rPr>
+      </w:pPr>
+      <w:r>
+        <w:rPr>
+          <w:rFonts w:ascii="Arial" w:hAnsi="Arial" w:cs="Arial"/>
+          <w:lang w:val="en-US"/>
+        </w:rPr>
+        <w:t>How to calculate is by multiply all the factors diagonally. That is $100 Baht multiply by x and $</w:t>
+      </w:r>
+      <w:r>
+        <w:rPr>
+          <w:rFonts w:ascii="Arial" w:hAnsi="Arial" w:cs="Arial"/>
+          <w:lang w:val="en-US"/>
+        </w:rPr>
+        <w:t>23.67</w:t>
+      </w:r>
+      <w:r>
+        <w:rPr>
+          <w:rFonts w:ascii="Arial" w:hAnsi="Arial" w:cs="Arial"/>
+          <w:lang w:val="en-US"/>
+        </w:rPr>
+        <w:t xml:space="preserve"> HKD multiply by $5,500 Baht.</w:t>
+      </w:r>
+    </w:p>
+    <w:p>
+      <w:pPr>
+        <w:jc w:val="both"/>
+        <w:rPr>
+          <w:rFonts w:ascii="Arial" w:hAnsi="Arial" w:cs="Arial"/>
+          <w:lang w:val="en-US"/>
+        </w:rPr>
+      </w:pPr>
+    </w:p>
+    <w:p>
+      <w:pPr>
+        <w:jc w:val="both"/>
+        <w:rPr>
+          <w:rFonts w:ascii="Arial" w:hAnsi="Arial" w:cs="Arial"/>
+          <w:lang w:val="en-US"/>
+        </w:rPr>
+      </w:pPr>
+      <w:r>
+        <w:rPr>
+          <w:rFonts w:ascii="Arial" w:hAnsi="Arial" w:cs="Arial"/>
+          <w:lang w:val="en-US"/>
+        </w:rPr>
+        <w:t>$100 Baht * x = $</w:t>
+      </w:r>
+      <w:r>
+        <w:rPr>
+          <w:rFonts w:ascii="Arial" w:hAnsi="Arial" w:cs="Arial"/>
+          <w:lang w:val="en-US"/>
+        </w:rPr>
+        <w:t>23.67</w:t>
+      </w:r>
+      <w:r>
+        <w:rPr>
+          <w:rFonts w:ascii="Arial" w:hAnsi="Arial" w:cs="Arial"/>
+          <w:lang w:val="en-US"/>
+        </w:rPr>
+        <w:t xml:space="preserve"> * $5,500</w:t>
+      </w:r>
+      <w:r>
+        <w:rPr>
+          <w:rFonts w:ascii="Arial" w:hAnsi="Arial" w:cs="Arial"/>
+          <w:lang w:val="en-US"/>
+        </w:rPr>
+        <w:t xml:space="preserve"> Baht</w:t>
+      </w:r>
+    </w:p>
+    <w:p>
+      <w:pPr>
+        <w:jc w:val="both"/>
+        <w:rPr>
+          <w:rFonts w:ascii="Arial" w:hAnsi="Arial" w:cs="Arial"/>
+          <w:lang w:val="en-US"/>
+        </w:rPr>
+      </w:pPr>
+    </w:p>
+    <w:p>
+      <w:pPr>
+        <w:jc w:val="both"/>
+        <w:rPr>
+          <w:rFonts w:ascii="Arial" w:hAnsi="Arial" w:cs="Arial"/>
+          <w:lang w:val="en-US"/>
+        </w:rPr>
+      </w:pPr>
+      <w:r>
+        <w:rPr>
+          <w:rFonts w:ascii="Arial" w:hAnsi="Arial" w:cs="Arial"/>
+          <w:lang w:val="en-US"/>
+        </w:rPr>
+        <w:t>Then solve the equation:</w:t>
+      </w:r>
+    </w:p>
+    <w:p>
+      <w:pPr>
+        <w:jc w:val="both"/>
+        <w:rPr>
+          <w:rFonts w:ascii="Arial" w:hAnsi="Arial" w:cs="Arial"/>
+          <w:lang w:val="en-US"/>
+        </w:rPr>
+      </w:pPr>
+      <w:r>
+        <w:rPr>
+          <w:rFonts w:ascii="Arial" w:hAnsi="Arial" w:cs="Arial"/>
+          <w:lang w:val="en-US"/>
+        </w:rPr>
+        <w:t>x = ($</w:t>
+      </w:r>
+      <w:r>
+        <w:rPr>
+          <w:rFonts w:ascii="Arial" w:hAnsi="Arial" w:cs="Arial"/>
+          <w:lang w:val="en-US"/>
+        </w:rPr>
+        <w:t>23.67</w:t>
+      </w:r>
+      <w:r>
+        <w:rPr>
+          <w:rFonts w:ascii="Arial" w:hAnsi="Arial" w:cs="Arial"/>
+          <w:lang w:val="en-US"/>
+        </w:rPr>
+        <w:t xml:space="preserve"> * $5,500) / $100</w:t>
+      </w:r>
+    </w:p>
+    <w:p>
+      <w:pPr>
+        <w:jc w:val="both"/>
+        <w:rPr>
+          <w:rFonts w:ascii="Arial" w:hAnsi="Arial" w:cs="Arial"/>
+          <w:lang w:val="en-US"/>
+        </w:rPr>
+      </w:pPr>
+      <w:r>
+        <w:rPr>
+          <w:rFonts w:ascii="Arial" w:hAnsi="Arial" w:cs="Arial"/>
+          <w:lang w:val="en-US"/>
+        </w:rPr>
+        <w:t>x = $1,</w:t>
+      </w:r>
+      <w:r>
+        <w:rPr>
+          <w:rFonts w:ascii="Arial" w:hAnsi="Arial" w:cs="Arial"/>
+          <w:lang w:val="en-US"/>
+        </w:rPr>
+        <w:t>301.85</w:t>
+      </w:r>
+      <w:r>
+        <w:rPr>
+          <w:rFonts w:ascii="Arial" w:hAnsi="Arial" w:cs="Arial"/>
+          <w:lang w:val="en-US"/>
+        </w:rPr>
+        <w:t xml:space="preserve"> Hong Kong Dollar</w:t>
+      </w:r>
+    </w:p>
+    <w:p>
+      <w:pPr>
+        <w:jc w:val="both"/>
+        <w:rPr>
+          <w:rFonts w:ascii="Arial" w:hAnsi="Arial" w:cs="Arial"/>
+          <w:lang w:val="en-US"/>
+        </w:rPr>
+      </w:pPr>
+    </w:p>
+    <w:p>
+      <w:pPr>
+        <w:jc w:val="both"/>
+        <w:rPr>
+          <w:rFonts w:ascii="Arial" w:hAnsi="Arial" w:cs="Arial"/>
+          <w:lang w:val="en-US"/>
+        </w:rPr>
+      </w:pPr>
+      <w:r>
+        <w:rPr>
+          <w:rFonts w:ascii="Arial" w:hAnsi="Arial" w:cs="Arial"/>
+          <w:lang w:val="en-US"/>
+        </w:rPr>
+        <w:t>This is the actual equation to covert the currency. But it seems complicated and not very convenient to travelers. There is another method that is to covert the rate of $1 HKD to the currency you want to covert and then divided by the rate. See below:</w:t>
+      </w:r>
+    </w:p>
+    <w:p>
+      <w:pPr>
+        <w:jc w:val="both"/>
+        <w:rPr>
+          <w:rFonts w:ascii="Arial" w:hAnsi="Arial" w:cs="Arial"/>
+          <w:lang w:val="en-US"/>
+        </w:rPr>
+      </w:pPr>
+    </w:p>
+    <w:p>
+      <w:pPr>
+        <w:jc w:val="both"/>
+        <w:rPr>
+          <w:rFonts w:ascii="Arial" w:hAnsi="Arial" w:cs="Arial"/>
+          <w:lang w:val="en-US"/>
+        </w:rPr>
+      </w:pPr>
+      <w:r>
+        <w:rPr>
+          <w:rFonts w:ascii="Arial" w:hAnsi="Arial" w:cs="Arial"/>
+          <w:lang w:val="en-US"/>
+        </w:rPr>
+        <w:t>$100 yen = $4.93 HKD</w:t>
+      </w:r>
+    </w:p>
+    <w:p>
+      <w:pPr>
+        <w:jc w:val="both"/>
+        <w:rPr>
+          <w:rFonts w:ascii="Arial" w:hAnsi="Arial" w:cs="Arial"/>
+          <w:lang w:val="en-US"/>
+        </w:rPr>
+      </w:pPr>
+      <w:r>
+        <w:rPr>
+          <w:rFonts w:ascii="Arial" w:hAnsi="Arial" w:cs="Arial"/>
+          <w:lang w:val="en-US"/>
+        </w:rPr>
+        <w:t>$1 HKD = $20.28 yen</w:t>
+      </w:r>
+    </w:p>
+    <w:p>
+      <w:pPr>
+        <w:jc w:val="both"/>
+        <w:rPr>
+          <w:rFonts w:ascii="Arial" w:hAnsi="Arial" w:cs="Arial"/>
+          <w:lang w:val="en-US"/>
+        </w:rPr>
+      </w:pPr>
+      <w:r>
+        <w:rPr>
+          <w:rFonts w:ascii="Arial" w:hAnsi="Arial" w:cs="Arial"/>
+          <w:lang w:val="en-US"/>
+        </w:rPr>
+        <w:t>$40,000 yen / $20.28 yen = $1,972.38 HKD</w:t>
+      </w:r>
+    </w:p>
+    <w:p>
+      <w:pPr>
+        <w:jc w:val="both"/>
+        <w:rPr>
+          <w:rFonts w:ascii="Arial" w:hAnsi="Arial" w:cs="Arial"/>
+          <w:lang w:val="en-US"/>
+        </w:rPr>
+      </w:pPr>
+    </w:p>
+    <w:p>
+      <w:pPr>
+        <w:jc w:val="both"/>
+        <w:rPr>
+          <w:rFonts w:ascii="Arial" w:hAnsi="Arial" w:cs="Arial"/>
+          <w:lang w:val="en-US"/>
+        </w:rPr>
+      </w:pPr>
+      <w:r>
+        <w:rPr>
+          <w:rFonts w:ascii="Arial" w:hAnsi="Arial" w:cs="Arial"/>
+          <w:lang w:val="en-US"/>
+        </w:rPr>
+        <w:t>$100 Baht = $23.67 HKD</w:t>
+      </w:r>
+    </w:p>
+    <w:p>
+      <w:pPr>
+        <w:jc w:val="both"/>
+        <w:rPr>
+          <w:rFonts w:ascii="Arial" w:hAnsi="Arial" w:cs="Arial"/>
+          <w:lang w:val="en-US"/>
+        </w:rPr>
+      </w:pPr>
+      <w:r>
+        <w:rPr>
+          <w:rFonts w:ascii="Arial" w:hAnsi="Arial" w:cs="Arial"/>
+          <w:lang w:val="en-US"/>
+        </w:rPr>
+        <w:t xml:space="preserve">$1 HKD = </w:t>
+      </w:r>
+      <w:r>
+        <w:rPr>
+          <w:rFonts w:ascii="Arial" w:hAnsi="Arial" w:cs="Arial"/>
+          <w:lang w:val="en-US"/>
+        </w:rPr>
+        <w:t>$4.22 Baht</w:t>
+      </w:r>
+    </w:p>
+    <w:p>
+      <w:pPr>
+        <w:jc w:val="both"/>
+        <w:rPr>
+          <w:rFonts w:ascii="Arial" w:hAnsi="Arial" w:cs="Arial"/>
+          <w:lang w:val="en-US"/>
+        </w:rPr>
+      </w:pPr>
+      <w:r>
+        <w:rPr>
+          <w:rFonts w:ascii="Arial" w:hAnsi="Arial" w:cs="Arial"/>
+          <w:lang w:val="en-US"/>
+        </w:rPr>
+        <w:t>$</w:t>
+      </w:r>
+      <w:r>
+        <w:rPr>
+          <w:rFonts w:ascii="Arial" w:hAnsi="Arial" w:cs="Arial"/>
+          <w:lang w:val="en-US"/>
+        </w:rPr>
+        <w:t>5,500</w:t>
+      </w:r>
+      <w:r>
+        <w:rPr>
+          <w:rFonts w:ascii="Arial" w:hAnsi="Arial" w:cs="Arial"/>
+          <w:lang w:val="en-US"/>
+        </w:rPr>
+        <w:t xml:space="preserve"> </w:t>
       </w:r>
       <w:r>
         <w:rPr>
@@ -367,7 +738,21 @@
           <w:rFonts w:ascii="Arial" w:hAnsi="Arial" w:cs="Arial"/>
           <w:lang w:val="en-US"/>
         </w:rPr>
-        <w:t xml:space="preserve"> to Hong Kong Dollar is $100 </w:t>
+        <w:t xml:space="preserve"> / $</w:t>
+      </w:r>
+      <w:r>
+        <w:rPr>
+          <w:rFonts w:ascii="Arial" w:hAnsi="Arial" w:cs="Arial"/>
+          <w:lang w:val="en-US"/>
+        </w:rPr>
+        <w:t>4.22</w:t>
+      </w:r>
+      <w:r>
+        <w:rPr>
+          <w:rFonts w:ascii="Arial" w:hAnsi="Arial" w:cs="Arial"/>
+          <w:lang w:val="en-US"/>
+        </w:rPr>
+        <w:t xml:space="preserve"> </w:t>
       </w:r>
       <w:r>
         <w:rPr>
@@ -381,87 +766,6 @@
           <w:rFonts w:ascii="Arial" w:hAnsi="Arial" w:cs="Arial"/>
           <w:lang w:val="en-US"/>
         </w:rPr>
-        <w:t xml:space="preserve"> equals to $</w:t>
-      </w:r>
-      <w:r>
-        <w:rPr>
-          <w:rFonts w:ascii="Arial" w:hAnsi="Arial" w:cs="Arial"/>
-          <w:lang w:val="en-US"/>
-        </w:rPr>
-        <w:t>23.67</w:t>
-      </w:r>
-      <w:r>
-        <w:rPr>
-          <w:rFonts w:ascii="Arial" w:hAnsi="Arial" w:cs="Arial"/>
-          <w:lang w:val="en-US"/>
-        </w:rPr>
-        <w:t xml:space="preserve"> HKD. Then how much Hong Kong Dollar is equivalent to $</w:t>
-      </w:r>
-      <w:r>
-        <w:rPr>
-          <w:rFonts w:ascii="Arial" w:hAnsi="Arial" w:cs="Arial"/>
-          <w:lang w:val="en-US"/>
-        </w:rPr>
-        <w:t>5500</w:t>
-      </w:r>
-      <w:r>
-        <w:rPr>
-          <w:rFonts w:ascii="Arial" w:hAnsi="Arial" w:cs="Arial"/>
-          <w:lang w:val="en-US"/>
-        </w:rPr>
-        <w:t xml:space="preserve"> </w:t>
-      </w:r>
-      <w:r>
-        <w:rPr>
-          <w:rFonts w:ascii="Arial" w:hAnsi="Arial" w:cs="Arial"/>
-          <w:lang w:val="en-US"/>
-        </w:rPr>
-        <w:t>Baht</w:t>
-      </w:r>
-      <w:r>
-        <w:rPr>
-          <w:rFonts w:ascii="Arial" w:hAnsi="Arial" w:cs="Arial"/>
-          <w:lang w:val="en-US"/>
-        </w:rPr>
-        <w:t>? Below shows how to calculate:</w:t>
-      </w:r>
-    </w:p>
-    <w:p>
-      <w:pPr>
-        <w:jc w:val="both"/>
-        <w:rPr>
-          <w:rFonts w:ascii="Arial" w:hAnsi="Arial" w:cs="Arial"/>
-          <w:lang w:val="en-US"/>
-        </w:rPr>
-      </w:pPr>
-    </w:p>
-    <w:p>
-      <w:pPr>
-        <w:jc w:val="both"/>
-        <w:rPr>
-          <w:rFonts w:ascii="Arial" w:hAnsi="Arial" w:cs="Arial"/>
-          <w:lang w:val="en-US"/>
-        </w:rPr>
-      </w:pPr>
-      <w:r>
-        <w:rPr>
-          <w:rFonts w:ascii="Arial" w:hAnsi="Arial" w:cs="Arial"/>
-          <w:lang w:val="en-US"/>
-        </w:rPr>
-        <w:t xml:space="preserve">$100 </w:t>
-      </w:r>
-      <w:r>
-        <w:rPr>
-          <w:rFonts w:ascii="Arial" w:hAnsi="Arial" w:cs="Arial"/>
-          <w:lang w:val="en-US"/>
-        </w:rPr>
-        <w:t>Baht</w:t>
-      </w:r>
-      <w:r>
-        <w:rPr>
-          <w:rFonts w:ascii="Arial" w:hAnsi="Arial" w:cs="Arial"/>
-          <w:lang w:val="en-US"/>
-        </w:rPr>
         <w:t xml:space="preserve"> = $</w:t>
       </w:r>
       <w:r>
@@ -469,7 +773,7 @@
           <w:rFonts w:ascii="Arial" w:hAnsi="Arial" w:cs="Arial"/>
           <w:lang w:val="en-US"/>
         </w:rPr>
-        <w:t>23.67</w:t>
+        <w:t>1,303.31</w:t>
       </w:r>
       <w:r>
         <w:rPr>
@@ -478,315 +782,6 @@
         </w:rPr>
         <w:t xml:space="preserve"> HKD</w:t>
       </w:r>
-    </w:p>
-    <w:p>
-      <w:pPr>
-        <w:jc w:val="both"/>
-        <w:rPr>
-          <w:rFonts w:ascii="Arial" w:hAnsi="Arial" w:cs="Arial"/>
-          <w:lang w:val="en-US"/>
-        </w:rPr>
-      </w:pPr>
-      <w:r>
-        <w:rPr>
-          <w:rFonts w:ascii="Arial" w:hAnsi="Arial" w:cs="Arial"/>
-          <w:lang w:val="en-US"/>
-        </w:rPr>
-        <w:t>$</w:t>
-      </w:r>
-      <w:r>
-        <w:rPr>
-          <w:rFonts w:ascii="Arial" w:hAnsi="Arial" w:cs="Arial"/>
-          <w:lang w:val="en-US"/>
-        </w:rPr>
-        <w:t>5,500</w:t>
-      </w:r>
-      <w:r>
-        <w:rPr>
-          <w:rFonts w:ascii="Arial" w:hAnsi="Arial" w:cs="Arial"/>
-          <w:lang w:val="en-US"/>
-        </w:rPr>
-        <w:t xml:space="preserve"> </w:t>
-      </w:r>
-      <w:r>
-        <w:rPr>
-          <w:rFonts w:ascii="Arial" w:hAnsi="Arial" w:cs="Arial"/>
-          <w:lang w:val="en-US"/>
-        </w:rPr>
-        <w:t>Baht</w:t>
-      </w:r>
-      <w:r>
-        <w:rPr>
-          <w:rFonts w:ascii="Arial" w:hAnsi="Arial" w:cs="Arial"/>
-          <w:lang w:val="en-US"/>
-        </w:rPr>
-        <w:t xml:space="preserve"> = x (x is a variable, that is the Hong Kong Dollar we need to calculate)</w:t>
-      </w:r>
-    </w:p>
-    <w:p>
-      <w:pPr>
-        <w:jc w:val="both"/>
-        <w:rPr>
-          <w:rFonts w:ascii="Arial" w:hAnsi="Arial" w:cs="Arial"/>
-          <w:lang w:val="en-US"/>
-        </w:rPr>
-      </w:pPr>
-    </w:p>
-    <w:p>
-      <w:pPr>
-        <w:jc w:val="both"/>
-        <w:rPr>
-          <w:rFonts w:ascii="Arial" w:hAnsi="Arial" w:cs="Arial"/>
-          <w:lang w:val="en-US"/>
-        </w:rPr>
-      </w:pPr>
-      <w:r>
-        <w:rPr>
-          <w:rFonts w:ascii="Arial" w:hAnsi="Arial" w:cs="Arial"/>
-          <w:lang w:val="en-US"/>
-        </w:rPr>
-        <w:t xml:space="preserve">How to calculate is by multiply all the factors diagonally. That is $100 </w:t>
-      </w:r>
-      <w:r>
-        <w:rPr>
-          <w:rFonts w:ascii="Arial" w:hAnsi="Arial" w:cs="Arial"/>
-          <w:lang w:val="en-US"/>
-        </w:rPr>
-        <w:t>Baht</w:t>
-      </w:r>
-      <w:r>
-        <w:rPr>
-          <w:rFonts w:ascii="Arial" w:hAnsi="Arial" w:cs="Arial"/>
-          <w:lang w:val="en-US"/>
-        </w:rPr>
-        <w:t xml:space="preserve"> multiply by x and $</w:t>
-      </w:r>
-      <w:r>
-        <w:rPr>
-          <w:rFonts w:ascii="Arial" w:hAnsi="Arial" w:cs="Arial"/>
-          <w:lang w:val="en-US"/>
-        </w:rPr>
-        <w:t>23.67</w:t>
-      </w:r>
-      <w:r>
-        <w:rPr>
-          <w:rFonts w:ascii="Arial" w:hAnsi="Arial" w:cs="Arial"/>
-          <w:lang w:val="en-US"/>
-        </w:rPr>
-        <w:t xml:space="preserve"> HKD multiply by $</w:t>
-      </w:r>
-      <w:r>
-        <w:rPr>
-          <w:rFonts w:ascii="Arial" w:hAnsi="Arial" w:cs="Arial"/>
-          <w:lang w:val="en-US"/>
-        </w:rPr>
-        <w:t>5,500</w:t>
-      </w:r>
-      <w:r>
-        <w:rPr>
-          <w:rFonts w:ascii="Arial" w:hAnsi="Arial" w:cs="Arial"/>
-          <w:lang w:val="en-US"/>
-        </w:rPr>
-        <w:t xml:space="preserve"> </w:t>
-      </w:r>
-      <w:r>
-        <w:rPr>
-          <w:rFonts w:ascii="Arial" w:hAnsi="Arial" w:cs="Arial"/>
-          <w:lang w:val="en-US"/>
-        </w:rPr>
-        <w:t>Baht</w:t>
-      </w:r>
-      <w:r>
-        <w:rPr>
-          <w:rFonts w:ascii="Arial" w:hAnsi="Arial" w:cs="Arial"/>
-          <w:lang w:val="en-US"/>
-        </w:rPr>
-        <w:t>.</w:t>
-      </w:r>
-    </w:p>
-    <w:p>
-      <w:pPr>
-        <w:jc w:val="both"/>
-        <w:rPr>
-          <w:rFonts w:ascii="Arial" w:hAnsi="Arial" w:cs="Arial"/>
-          <w:lang w:val="en-US"/>
-        </w:rPr>
-      </w:pPr>
-    </w:p>
-    <w:p>
-      <w:pPr>
-        <w:jc w:val="both"/>
-        <w:rPr>
-          <w:rFonts w:ascii="Arial" w:hAnsi="Arial" w:cs="Arial"/>
-          <w:lang w:val="en-US"/>
-        </w:rPr>
-      </w:pPr>
-      <w:r>
-        <w:rPr>
-          <w:rFonts w:ascii="Arial" w:hAnsi="Arial" w:cs="Arial"/>
-          <w:lang w:val="en-US"/>
-        </w:rPr>
-        <w:t xml:space="preserve">$100 </w:t>
-      </w:r>
-      <w:r>
-        <w:rPr>
-          <w:rFonts w:ascii="Arial" w:hAnsi="Arial" w:cs="Arial"/>
-          <w:lang w:val="en-US"/>
-        </w:rPr>
-        <w:t>Baht</w:t>
-      </w:r>
-      <w:r>
-        <w:rPr>
-          <w:rFonts w:ascii="Arial" w:hAnsi="Arial" w:cs="Arial"/>
-          <w:lang w:val="en-US"/>
-        </w:rPr>
-        <w:t xml:space="preserve"> * x = $</w:t>
-      </w:r>
-      <w:r>
-        <w:rPr>
-          <w:rFonts w:ascii="Arial" w:hAnsi="Arial" w:cs="Arial"/>
-          <w:lang w:val="en-US"/>
-        </w:rPr>
-        <w:t>23.67</w:t>
-      </w:r>
-      <w:r>
-        <w:rPr>
-          <w:rFonts w:ascii="Arial" w:hAnsi="Arial" w:cs="Arial"/>
-          <w:lang w:val="en-US"/>
-        </w:rPr>
-        <w:t xml:space="preserve"> * $</w:t>
-      </w:r>
-      <w:r>
-        <w:rPr>
-          <w:rFonts w:ascii="Arial" w:hAnsi="Arial" w:cs="Arial"/>
-          <w:lang w:val="en-US"/>
-        </w:rPr>
-        <w:t>5,500</w:t>
-      </w:r>
-      <w:r>
-        <w:rPr>
-          <w:rFonts w:ascii="Arial" w:hAnsi="Arial" w:cs="Arial"/>
-          <w:lang w:val="en-US"/>
-        </w:rPr>
-        <w:t xml:space="preserve"> Baht</w:t>
-      </w:r>
-    </w:p>
-    <w:p>
-      <w:pPr>
-        <w:jc w:val="both"/>
-        <w:rPr>
-          <w:rFonts w:ascii="Arial" w:hAnsi="Arial" w:cs="Arial"/>
-          <w:lang w:val="en-US"/>
-        </w:rPr>
-      </w:pPr>
-    </w:p>
-    <w:p>
-      <w:pPr>
-        <w:jc w:val="both"/>
-        <w:rPr>
-          <w:rFonts w:ascii="Arial" w:hAnsi="Arial" w:cs="Arial"/>
-          <w:lang w:val="en-US"/>
-        </w:rPr>
-      </w:pPr>
-      <w:r>
-        <w:rPr>
-          <w:rFonts w:ascii="Arial" w:hAnsi="Arial" w:cs="Arial"/>
-          <w:lang w:val="en-US"/>
-        </w:rPr>
-        <w:t>Then solve the equation:</w:t>
-      </w:r>
-    </w:p>
-    <w:p>
-      <w:pPr>
-        <w:jc w:val="both"/>
-        <w:rPr>
-          <w:rFonts w:ascii="Arial" w:hAnsi="Arial" w:cs="Arial"/>
-          <w:lang w:val="en-US"/>
-        </w:rPr>
-      </w:pPr>
-      <w:r>
-        <w:rPr>
-          <w:rFonts w:ascii="Arial" w:hAnsi="Arial" w:cs="Arial"/>
-          <w:lang w:val="en-US"/>
-        </w:rPr>
-        <w:t>x = ($</w:t>
-      </w:r>
-      <w:r>
-        <w:rPr>
-          <w:rFonts w:ascii="Arial" w:hAnsi="Arial" w:cs="Arial"/>
-          <w:lang w:val="en-US"/>
-        </w:rPr>
-        <w:t>23.67</w:t>
-      </w:r>
-      <w:r>
-        <w:rPr>
-          <w:rFonts w:ascii="Arial" w:hAnsi="Arial" w:cs="Arial"/>
-          <w:lang w:val="en-US"/>
-        </w:rPr>
-        <w:t xml:space="preserve"> * $</w:t>
-      </w:r>
-      <w:r>
-        <w:rPr>
-          <w:rFonts w:ascii="Arial" w:hAnsi="Arial" w:cs="Arial"/>
-          <w:lang w:val="en-US"/>
-        </w:rPr>
-        <w:t>5,500</w:t>
-      </w:r>
-      <w:r>
-        <w:rPr>
-          <w:rFonts w:ascii="Arial" w:hAnsi="Arial" w:cs="Arial"/>
-          <w:lang w:val="en-US"/>
-        </w:rPr>
-        <w:t>) / $100</w:t>
-      </w:r>
-    </w:p>
-    <w:p>
-      <w:pPr>
-        <w:jc w:val="both"/>
-        <w:rPr>
-          <w:rFonts w:ascii="Arial" w:hAnsi="Arial" w:cs="Arial"/>
-          <w:lang w:val="en-US"/>
-        </w:rPr>
-      </w:pPr>
-      <w:r>
-        <w:rPr>
-          <w:rFonts w:ascii="Arial" w:hAnsi="Arial" w:cs="Arial"/>
-          <w:lang w:val="en-US"/>
-        </w:rPr>
-        <w:t>x = $1,</w:t>
-      </w:r>
-      <w:r>
-        <w:rPr>
-          <w:rFonts w:ascii="Arial" w:hAnsi="Arial" w:cs="Arial"/>
-          <w:lang w:val="en-US"/>
-        </w:rPr>
-        <w:t>301.85</w:t>
-      </w:r>
-      <w:r>
-        <w:rPr>
-          <w:rFonts w:ascii="Arial" w:hAnsi="Arial" w:cs="Arial"/>
-          <w:lang w:val="en-US"/>
-        </w:rPr>
-        <w:t xml:space="preserve"> Hong Kong Dollar</w:t>
-      </w:r>
-    </w:p>
-    <w:p>
-      <w:pPr>
-        <w:jc w:val="both"/>
-        <w:rPr>
-          <w:rFonts w:ascii="Arial" w:hAnsi="Arial" w:cs="Arial"/>
-          <w:lang w:val="en-US"/>
-        </w:rPr>
-      </w:pPr>
-    </w:p>
-    <w:p>
-      <w:pPr>
-        <w:jc w:val="both"/>
-        <w:rPr>
-          <w:rFonts w:ascii="Arial" w:hAnsi="Arial" w:cs="Arial"/>
-          <w:lang w:val="en-US"/>
-        </w:rPr>
-      </w:pPr>
     </w:p>
     <w:p>
       <w:pPr>
